--- a/Project Implementation/NAKLAWI An Inteligent Diagnosing and Knowlede Mobile Platform for Palm Care-comments.docx
+++ b/Project Implementation/NAKLAWI An Inteligent Diagnosing and Knowlede Mobile Platform for Palm Care-comments.docx
@@ -845,57 +845,38 @@
         <w:t xml:space="preserve"> et al. </w:t>
       </w:r>
       <w:r>
-        <w:rPr>
-          <w:lang w:val="fr-FR"/>
-        </w:rPr>
+        <w:t>(2024) [4]; Ahmed &amp; Ahmed (2023) [5]; Qadri et al. </w:t>
+      </w:r>
+      <w:r>
         <w:t>(2024)</w:t>
       </w:r>
       <w:r>
-        <w:rPr>
-          <w:lang w:val="fr-FR"/>
-        </w:rPr>
-        <w:t xml:space="preserve"> [4]</w:t>
-      </w:r>
-      <w:r>
-        <w:rPr>
-          <w:lang w:val="fr-FR"/>
-        </w:rPr>
-        <w:t>; Ahmed &amp; Ahmed (2023)</w:t>
-      </w:r>
-      <w:r>
-        <w:rPr>
-          <w:lang w:val="fr-FR"/>
-        </w:rPr>
-        <w:t xml:space="preserve"> [5]</w:t>
-      </w:r>
-      <w:r>
-        <w:rPr>
-          <w:lang w:val="fr-FR"/>
-        </w:rPr>
-        <w:t>; Qadri et al. </w:t>
+        <w:t xml:space="preserve"> [6]</w:t>
+      </w:r>
+      <w:r>
+        <w:t xml:space="preserve"> </w:t>
+      </w:r>
+      <w:r>
+        <w:t xml:space="preserve">disused </w:t>
+      </w:r>
+      <w:r>
+        <w:t xml:space="preserve">reliable palm leaf diagnostic tests </w:t>
+      </w:r>
+      <w:proofErr w:type="gramStart"/>
+      <w:r>
+        <w:t>depend</w:t>
+      </w:r>
+      <w:proofErr w:type="gramEnd"/>
+      <w:r>
+        <w:t xml:space="preserve"> on high-quality datasets as their essential foundation. Data collection uses smartphones and DSLR cameras to capture actual symptoms which result from fungal and pest-related disorders under different natural lighting conditions. </w:t>
+      </w:r>
+      <w:r>
+        <w:t>Ahmed &amp; Ahmed (2023) [5]; Qadri et al. </w:t>
       </w:r>
       <w:r>
         <w:t>(2024)</w:t>
       </w:r>
       <w:r>
-        <w:t xml:space="preserve"> [6]</w:t>
-      </w:r>
-      <w:r>
-        <w:t xml:space="preserve"> </w:t>
-      </w:r>
-      <w:r>
-        <w:t xml:space="preserve">disused </w:t>
-      </w:r>
-      <w:r>
-        <w:t xml:space="preserve">reliable palm leaf diagnostic tests depend on high-quality datasets as their essential foundation. Data collection uses smartphones and DSLR cameras to capture actual symptoms which result from fungal and pest-related disorders under different natural lighting conditions. </w:t>
-      </w:r>
-      <w:r>
-        <w:t>Ahmed &amp; Ahmed (2023) [5]; Qadri et al. </w:t>
-      </w:r>
-      <w:r>
-        <w:t>(2024)</w:t>
-      </w:r>
-      <w:r>
         <w:t xml:space="preserve"> [6] mentioned t</w:t>
       </w:r>
       <w:r>
@@ -912,42 +893,18 @@
       </w:r>
       <w:proofErr w:type="spellStart"/>
       <w:r>
-        <w:rPr>
-          <w:lang w:val="fr-FR"/>
-        </w:rPr>
         <w:t>Harakannanavar</w:t>
       </w:r>
       <w:proofErr w:type="spellEnd"/>
       <w:r>
-        <w:rPr>
-          <w:lang w:val="fr-FR"/>
-        </w:rPr>
-        <w:t xml:space="preserve"> et al. [</w:t>
-      </w:r>
-      <w:r>
-        <w:rPr>
-          <w:lang w:val="fr-FR"/>
-        </w:rPr>
-        <w:t>7</w:t>
-      </w:r>
-      <w:r>
-        <w:rPr>
-          <w:lang w:val="fr-FR"/>
-        </w:rPr>
-        <w:t xml:space="preserve">] and </w:t>
+        <w:t xml:space="preserve"> et al. [7] and </w:t>
       </w:r>
       <w:proofErr w:type="spellStart"/>
       <w:r>
-        <w:rPr>
-          <w:lang w:val="fr-FR"/>
-        </w:rPr>
         <w:t>Hessane</w:t>
       </w:r>
       <w:proofErr w:type="spellEnd"/>
       <w:r>
-        <w:rPr>
-          <w:lang w:val="fr-FR"/>
-        </w:rPr>
         <w:t xml:space="preserve"> et al. </w:t>
       </w:r>
       <w:r>
@@ -2908,17 +2865,40 @@
     </w:p>
     <w:p>
       <w:pPr>
-        <w:spacing w:before="240" w:after="240"/>
         <w:jc w:val="left"/>
       </w:pPr>
       <w:r>
-        <w:t>gg</w:t>
-      </w:r>
-    </w:p>
-    <w:p>
-      <w:pPr>
-        <w:jc w:val="left"/>
-      </w:pPr>
+        <w:t xml:space="preserve">The </w:t>
+      </w:r>
+      <w:r>
+        <w:t xml:space="preserve">dataset that is used </w:t>
+      </w:r>
+      <w:proofErr w:type="gramStart"/>
+      <w:r>
+        <w:t>its</w:t>
+      </w:r>
+      <w:proofErr w:type="gramEnd"/>
+      <w:r>
+        <w:t xml:space="preserve"> combined from multiple </w:t>
+      </w:r>
+      <w:r>
+        <w:t xml:space="preserve">sources from Kaggle, </w:t>
+      </w:r>
+      <w:r>
+        <w:t>Mendel</w:t>
+      </w:r>
+      <w:r>
+        <w:t>e</w:t>
+      </w:r>
+      <w:r>
+        <w:t>y</w:t>
+      </w:r>
+      <w:r>
+        <w:t>.</w:t>
+      </w:r>
+      <w:r>
+        <w:t xml:space="preserve"> </w:t>
+      </w:r>
     </w:p>
     <w:p>
       <w:pPr>
@@ -2935,6 +2915,32 @@
           <w:rFonts w:eastAsia="Times New Roman"/>
         </w:rPr>
       </w:pPr>
+      <w:r>
+        <w:rPr>
+          <w:rFonts w:eastAsia="Times New Roman"/>
+        </w:rPr>
+        <w:t xml:space="preserve">EfficientB0 was used for </w:t>
+      </w:r>
+      <w:proofErr w:type="gramStart"/>
+      <w:r>
+        <w:rPr>
+          <w:rFonts w:eastAsia="Times New Roman"/>
+        </w:rPr>
+        <w:t>is</w:t>
+      </w:r>
+      <w:proofErr w:type="gramEnd"/>
+      <w:r>
+        <w:rPr>
+          <w:rFonts w:eastAsia="Times New Roman"/>
+        </w:rPr>
+        <w:t xml:space="preserve"> easy use, lightweight, </w:t>
+      </w:r>
+      <w:r>
+        <w:rPr>
+          <w:rFonts w:eastAsia="Times New Roman"/>
+        </w:rPr>
+        <w:t>and accuracy score.</w:t>
+      </w:r>
     </w:p>
     <w:p>
       <w:pPr>
@@ -9546,10 +9552,23 @@
 </file>
 
 <file path=customXml/item1.xml><?xml version="1.0" encoding="utf-8"?>
-<b:Sources xmlns:b="http://schemas.openxmlformats.org/officeDocument/2006/bibliography" xmlns="http://schemas.openxmlformats.org/officeDocument/2006/bibliography" SelectedStyle="\APA.XSL" StyleName="APA"/>
+<p:properties xmlns:p="http://schemas.microsoft.com/office/2006/metadata/properties" xmlns:xsi="http://www.w3.org/2001/XMLSchema-instance" xmlns:pc="http://schemas.microsoft.com/office/infopath/2007/PartnerControls">
+  <documentManagement>
+    <_activity xmlns="239f2b62-c5f7-40ec-8fa5-9f9940475e84" xsi:nil="true"/>
+  </documentManagement>
+</p:properties>
 </file>
 
 <file path=customXml/item2.xml><?xml version="1.0" encoding="utf-8"?>
+<?mso-contentType ?>
+<FormTemplates xmlns="http://schemas.microsoft.com/sharepoint/v3/contenttype/forms">
+  <Display>DocumentLibraryForm</Display>
+  <Edit>DocumentLibraryForm</Edit>
+  <New>DocumentLibraryForm</New>
+</FormTemplates>
+</file>
+
+<file path=customXml/item3.xml><?xml version="1.0" encoding="utf-8"?>
 <ct:contentTypeSchema xmlns:ct="http://schemas.microsoft.com/office/2006/metadata/contentType" xmlns:ma="http://schemas.microsoft.com/office/2006/metadata/properties/metaAttributes" ct:_="" ma:_="" ma:contentTypeName="Document" ma:contentTypeID="0x0101006514251AD3260E448D7CEF408F03DEC2" ma:contentTypeVersion="18" ma:contentTypeDescription="Create a new document." ma:contentTypeScope="" ma:versionID="cb3c9935dea688399b67837818c74027">
   <xsd:schema xmlns:xsd="http://www.w3.org/2001/XMLSchema" xmlns:xs="http://www.w3.org/2001/XMLSchema" xmlns:p="http://schemas.microsoft.com/office/2006/metadata/properties" xmlns:ns3="239f2b62-c5f7-40ec-8fa5-9f9940475e84" xmlns:ns4="b0fcd4b5-30db-4331-b63f-f018bef28909" targetNamespace="http://schemas.microsoft.com/office/2006/metadata/properties" ma:root="true" ma:fieldsID="28830f2712e3bec053ce26b98594ff99" ns3:_="" ns4:_="">
     <xsd:import namespace="239f2b62-c5f7-40ec-8fa5-9f9940475e84"/>
@@ -9802,32 +9821,29 @@
 </ct:contentTypeSchema>
 </file>
 
-<file path=customXml/item3.xml><?xml version="1.0" encoding="utf-8"?>
-<?mso-contentType ?>
-<FormTemplates xmlns="http://schemas.microsoft.com/sharepoint/v3/contenttype/forms">
-  <Display>DocumentLibraryForm</Display>
-  <Edit>DocumentLibraryForm</Edit>
-  <New>DocumentLibraryForm</New>
-</FormTemplates>
-</file>
-
 <file path=customXml/item4.xml><?xml version="1.0" encoding="utf-8"?>
-<p:properties xmlns:p="http://schemas.microsoft.com/office/2006/metadata/properties" xmlns:xsi="http://www.w3.org/2001/XMLSchema-instance" xmlns:pc="http://schemas.microsoft.com/office/infopath/2007/PartnerControls">
-  <documentManagement>
-    <_activity xmlns="239f2b62-c5f7-40ec-8fa5-9f9940475e84" xsi:nil="true"/>
-  </documentManagement>
-</p:properties>
+<b:Sources xmlns:b="http://schemas.openxmlformats.org/officeDocument/2006/bibliography" xmlns="http://schemas.openxmlformats.org/officeDocument/2006/bibliography" SelectedStyle="\APA.XSL" StyleName="APA"/>
 </file>
 
 <file path=customXml/itemProps1.xml><?xml version="1.0" encoding="utf-8"?>
-<ds:datastoreItem xmlns:ds="http://schemas.openxmlformats.org/officeDocument/2006/customXml" ds:itemID="{15F700A9-8A2B-499B-A1CA-146366B21DFA}">
+<ds:datastoreItem xmlns:ds="http://schemas.openxmlformats.org/officeDocument/2006/customXml" ds:itemID="{A1BDB7FB-B873-4034-93BA-6E062616E6DF}">
   <ds:schemaRefs>
-    <ds:schemaRef ds:uri="http://schemas.openxmlformats.org/officeDocument/2006/bibliography"/>
+    <ds:schemaRef ds:uri="http://schemas.microsoft.com/office/2006/metadata/properties"/>
+    <ds:schemaRef ds:uri="http://schemas.microsoft.com/office/infopath/2007/PartnerControls"/>
+    <ds:schemaRef ds:uri="239f2b62-c5f7-40ec-8fa5-9f9940475e84"/>
   </ds:schemaRefs>
 </ds:datastoreItem>
 </file>
 
 <file path=customXml/itemProps2.xml><?xml version="1.0" encoding="utf-8"?>
+<ds:datastoreItem xmlns:ds="http://schemas.openxmlformats.org/officeDocument/2006/customXml" ds:itemID="{729D008C-3D2C-4FB0-BAD1-6BFA07D35CAA}">
+  <ds:schemaRefs>
+    <ds:schemaRef ds:uri="http://schemas.microsoft.com/sharepoint/v3/contenttype/forms"/>
+  </ds:schemaRefs>
+</ds:datastoreItem>
+</file>
+
+<file path=customXml/itemProps3.xml><?xml version="1.0" encoding="utf-8"?>
 <ds:datastoreItem xmlns:ds="http://schemas.openxmlformats.org/officeDocument/2006/customXml" ds:itemID="{D064D884-05B7-43DC-8137-B9DEE4924528}">
   <ds:schemaRefs>
     <ds:schemaRef ds:uri="http://schemas.microsoft.com/office/2006/metadata/contentType"/>
@@ -9846,20 +9862,10 @@
 </ds:datastoreItem>
 </file>
 
-<file path=customXml/itemProps3.xml><?xml version="1.0" encoding="utf-8"?>
-<ds:datastoreItem xmlns:ds="http://schemas.openxmlformats.org/officeDocument/2006/customXml" ds:itemID="{729D008C-3D2C-4FB0-BAD1-6BFA07D35CAA}">
+<file path=customXml/itemProps4.xml><?xml version="1.0" encoding="utf-8"?>
+<ds:datastoreItem xmlns:ds="http://schemas.openxmlformats.org/officeDocument/2006/customXml" ds:itemID="{15F700A9-8A2B-499B-A1CA-146366B21DFA}">
   <ds:schemaRefs>
-    <ds:schemaRef ds:uri="http://schemas.microsoft.com/sharepoint/v3/contenttype/forms"/>
-  </ds:schemaRefs>
-</ds:datastoreItem>
-</file>
-
-<file path=customXml/itemProps4.xml><?xml version="1.0" encoding="utf-8"?>
-<ds:datastoreItem xmlns:ds="http://schemas.openxmlformats.org/officeDocument/2006/customXml" ds:itemID="{A1BDB7FB-B873-4034-93BA-6E062616E6DF}">
-  <ds:schemaRefs>
-    <ds:schemaRef ds:uri="http://schemas.microsoft.com/office/2006/metadata/properties"/>
-    <ds:schemaRef ds:uri="http://schemas.microsoft.com/office/infopath/2007/PartnerControls"/>
-    <ds:schemaRef ds:uri="239f2b62-c5f7-40ec-8fa5-9f9940475e84"/>
+    <ds:schemaRef ds:uri="http://schemas.openxmlformats.org/officeDocument/2006/bibliography"/>
   </ds:schemaRefs>
 </ds:datastoreItem>
 </file>